--- a/LAB1/Lab1_CNPM1_1150080059_Trần_Nguyễn_Minh_Khôi.docx
+++ b/LAB1/Lab1_CNPM1_1150080059_Trần_Nguyễn_Minh_Khôi.docx
@@ -191,7 +191,7 @@
           <w:noProof/>
         </w:rPr>
         <w:drawing>
-          <wp:inline distT="0" distB="0" distL="0" distR="0" wp14:anchorId="4AEF6694" wp14:editId="0607480C">
+          <wp:inline distT="0" distB="0" distL="0" distR="0" wp14:anchorId="4AEF6694" wp14:editId="02BA40B2">
             <wp:extent cx="5943600" cy="3427095"/>
             <wp:effectExtent l="0" t="0" r="0" b="1905"/>
             <wp:docPr id="554345719" name="Picture 1"/>
@@ -251,6 +251,7 @@
       <w:r>
         <w:rPr>
           <w:rFonts w:ascii="Times New Roman" w:hAnsi="Times New Roman" w:cs="Times New Roman"/>
+          <w:noProof/>
           <w:sz w:val="26"/>
           <w:szCs w:val="26"/>
         </w:rPr>
@@ -303,6 +304,7 @@
       <w:r>
         <w:rPr>
           <w:rFonts w:ascii="Times New Roman" w:hAnsi="Times New Roman" w:cs="Times New Roman"/>
+          <w:noProof/>
           <w:sz w:val="26"/>
           <w:szCs w:val="26"/>
         </w:rPr>
@@ -355,6 +357,57 @@
       <w:r>
         <w:rPr>
           <w:rFonts w:ascii="Times New Roman" w:hAnsi="Times New Roman" w:cs="Times New Roman"/>
+          <w:sz w:val="26"/>
+          <w:szCs w:val="26"/>
+        </w:rPr>
+        <w:drawing>
+          <wp:inline distT="0" distB="0" distL="0" distR="0" wp14:anchorId="6AFB3143" wp14:editId="597543E3">
+            <wp:extent cx="5943600" cy="3474720"/>
+            <wp:effectExtent l="0" t="0" r="0" b="0"/>
+            <wp:docPr id="261916556" name="Picture 1"/>
+            <wp:cNvGraphicFramePr>
+              <a:graphicFrameLocks xmlns:a="http://schemas.openxmlformats.org/drawingml/2006/main" noChangeAspect="1"/>
+            </wp:cNvGraphicFramePr>
+            <a:graphic xmlns:a="http://schemas.openxmlformats.org/drawingml/2006/main">
+              <a:graphicData uri="http://schemas.openxmlformats.org/drawingml/2006/picture">
+                <pic:pic xmlns:pic="http://schemas.openxmlformats.org/drawingml/2006/picture">
+                  <pic:nvPicPr>
+                    <pic:cNvPr id="261916556" name=""/>
+                    <pic:cNvPicPr/>
+                  </pic:nvPicPr>
+                  <pic:blipFill>
+                    <a:blip r:embed="rId8"/>
+                    <a:stretch>
+                      <a:fillRect/>
+                    </a:stretch>
+                  </pic:blipFill>
+                  <pic:spPr>
+                    <a:xfrm>
+                      <a:off x="0" y="0"/>
+                      <a:ext cx="5943600" cy="3474720"/>
+                    </a:xfrm>
+                    <a:prstGeom prst="rect">
+                      <a:avLst/>
+                    </a:prstGeom>
+                  </pic:spPr>
+                </pic:pic>
+              </a:graphicData>
+            </a:graphic>
+          </wp:inline>
+        </w:drawing>
+      </w:r>
+    </w:p>
+    <w:p>
+      <w:pPr>
+        <w:rPr>
+          <w:rFonts w:ascii="Times New Roman" w:hAnsi="Times New Roman" w:cs="Times New Roman"/>
+          <w:sz w:val="26"/>
+          <w:szCs w:val="26"/>
+        </w:rPr>
+      </w:pPr>
+      <w:r>
+        <w:rPr>
+          <w:rFonts w:ascii="Times New Roman" w:hAnsi="Times New Roman" w:cs="Times New Roman"/>
           <w:b/>
           <w:sz w:val="26"/>
           <w:szCs w:val="26"/>
@@ -386,6 +439,7 @@
           <w:sz w:val="26"/>
           <w:szCs w:val="26"/>
         </w:rPr>
+        <w:lastRenderedPageBreak/>
         <w:t>Bước 3: Cài đặt công cụ</w:t>
       </w:r>
       <w:r>
@@ -483,18 +537,70 @@
       <w:pPr>
         <w:rPr>
           <w:rFonts w:ascii="Times New Roman" w:hAnsi="Times New Roman" w:cs="Times New Roman"/>
-          <w:sz w:val="26"/>
-          <w:szCs w:val="26"/>
-        </w:rPr>
-      </w:pPr>
-      <w:r>
-        <w:rPr>
-          <w:rFonts w:ascii="Times New Roman" w:hAnsi="Times New Roman" w:cs="Times New Roman"/>
           <w:b/>
           <w:sz w:val="26"/>
           <w:szCs w:val="26"/>
         </w:rPr>
+      </w:pPr>
+      <w:r>
+        <w:rPr>
+          <w:rFonts w:ascii="Times New Roman" w:hAnsi="Times New Roman" w:cs="Times New Roman"/>
+          <w:b/>
+          <w:sz w:val="26"/>
+          <w:szCs w:val="26"/>
+        </w:rPr>
         <w:t>Bước 1: Bật dịch vụ Telnet trên Server</w:t>
+      </w:r>
+    </w:p>
+    <w:p>
+      <w:pPr>
+        <w:rPr>
+          <w:rFonts w:ascii="Times New Roman" w:hAnsi="Times New Roman" w:cs="Times New Roman"/>
+          <w:sz w:val="26"/>
+          <w:szCs w:val="26"/>
+        </w:rPr>
+      </w:pPr>
+      <w:r>
+        <w:rPr>
+          <w:rFonts w:ascii="Times New Roman" w:hAnsi="Times New Roman" w:cs="Times New Roman"/>
+          <w:sz w:val="26"/>
+          <w:szCs w:val="26"/>
+        </w:rPr>
+        <w:drawing>
+          <wp:inline distT="0" distB="0" distL="0" distR="0" wp14:anchorId="3B949C04" wp14:editId="514DE6C8">
+            <wp:extent cx="5943600" cy="4254500"/>
+            <wp:effectExtent l="0" t="0" r="0" b="0"/>
+            <wp:docPr id="282918057" name="Picture 1"/>
+            <wp:cNvGraphicFramePr>
+              <a:graphicFrameLocks xmlns:a="http://schemas.openxmlformats.org/drawingml/2006/main" noChangeAspect="1"/>
+            </wp:cNvGraphicFramePr>
+            <a:graphic xmlns:a="http://schemas.openxmlformats.org/drawingml/2006/main">
+              <a:graphicData uri="http://schemas.openxmlformats.org/drawingml/2006/picture">
+                <pic:pic xmlns:pic="http://schemas.openxmlformats.org/drawingml/2006/picture">
+                  <pic:nvPicPr>
+                    <pic:cNvPr id="282918057" name=""/>
+                    <pic:cNvPicPr/>
+                  </pic:nvPicPr>
+                  <pic:blipFill>
+                    <a:blip r:embed="rId9"/>
+                    <a:stretch>
+                      <a:fillRect/>
+                    </a:stretch>
+                  </pic:blipFill>
+                  <pic:spPr>
+                    <a:xfrm>
+                      <a:off x="0" y="0"/>
+                      <a:ext cx="5943600" cy="4254500"/>
+                    </a:xfrm>
+                    <a:prstGeom prst="rect">
+                      <a:avLst/>
+                    </a:prstGeom>
+                  </pic:spPr>
+                </pic:pic>
+              </a:graphicData>
+            </a:graphic>
+          </wp:inline>
+        </w:drawing>
       </w:r>
       <w:r>
         <w:rPr>
@@ -1141,19 +1247,390 @@
       <w:r>
         <w:rPr>
           <w:rFonts w:ascii="Times New Roman" w:hAnsi="Times New Roman" w:cs="Times New Roman"/>
-          <w:b/>
-          <w:sz w:val="26"/>
-          <w:szCs w:val="26"/>
-        </w:rPr>
-        <w:t xml:space="preserve">Căn cứ thực hành: </w:t>
-      </w:r>
-      <w:r>
-        <w:rPr>
-          <w:rFonts w:ascii="Times New Roman" w:hAnsi="Times New Roman" w:cs="Times New Roman"/>
-          <w:sz w:val="26"/>
-          <w:szCs w:val="26"/>
-        </w:rPr>
-        <w:t>Lab 1: Bắt gói tin Telnet - SSH – Examining SSH &amp; Telnet in Wireshark, phần B. THỰC HÀNH.</w:t>
+          <w:sz w:val="26"/>
+          <w:szCs w:val="26"/>
+        </w:rPr>
+        <w:drawing>
+          <wp:inline distT="0" distB="0" distL="0" distR="0" wp14:anchorId="7D060F6B" wp14:editId="0ABCDD23">
+            <wp:extent cx="5943600" cy="4468495"/>
+            <wp:effectExtent l="0" t="0" r="0" b="8255"/>
+            <wp:docPr id="901589698" name="Picture 1"/>
+            <wp:cNvGraphicFramePr>
+              <a:graphicFrameLocks xmlns:a="http://schemas.openxmlformats.org/drawingml/2006/main" noChangeAspect="1"/>
+            </wp:cNvGraphicFramePr>
+            <a:graphic xmlns:a="http://schemas.openxmlformats.org/drawingml/2006/main">
+              <a:graphicData uri="http://schemas.openxmlformats.org/drawingml/2006/picture">
+                <pic:pic xmlns:pic="http://schemas.openxmlformats.org/drawingml/2006/picture">
+                  <pic:nvPicPr>
+                    <pic:cNvPr id="901589698" name=""/>
+                    <pic:cNvPicPr/>
+                  </pic:nvPicPr>
+                  <pic:blipFill>
+                    <a:blip r:embed="rId10"/>
+                    <a:stretch>
+                      <a:fillRect/>
+                    </a:stretch>
+                  </pic:blipFill>
+                  <pic:spPr>
+                    <a:xfrm>
+                      <a:off x="0" y="0"/>
+                      <a:ext cx="5943600" cy="4468495"/>
+                    </a:xfrm>
+                    <a:prstGeom prst="rect">
+                      <a:avLst/>
+                    </a:prstGeom>
+                  </pic:spPr>
+                </pic:pic>
+              </a:graphicData>
+            </a:graphic>
+          </wp:inline>
+        </w:drawing>
+      </w:r>
+    </w:p>
+    <w:p>
+      <w:pPr>
+        <w:rPr>
+          <w:rFonts w:ascii="Times New Roman" w:hAnsi="Times New Roman" w:cs="Times New Roman"/>
+          <w:sz w:val="26"/>
+          <w:szCs w:val="26"/>
+        </w:rPr>
+      </w:pPr>
+      <w:r>
+        <w:rPr>
+          <w:rFonts w:ascii="Times New Roman" w:hAnsi="Times New Roman" w:cs="Times New Roman"/>
+          <w:sz w:val="26"/>
+          <w:szCs w:val="26"/>
+        </w:rPr>
+        <w:lastRenderedPageBreak/>
+        <w:drawing>
+          <wp:inline distT="0" distB="0" distL="0" distR="0" wp14:anchorId="6188FBED" wp14:editId="5811723C">
+            <wp:extent cx="5943600" cy="4269105"/>
+            <wp:effectExtent l="0" t="0" r="0" b="0"/>
+            <wp:docPr id="1164836817" name="Picture 1"/>
+            <wp:cNvGraphicFramePr>
+              <a:graphicFrameLocks xmlns:a="http://schemas.openxmlformats.org/drawingml/2006/main" noChangeAspect="1"/>
+            </wp:cNvGraphicFramePr>
+            <a:graphic xmlns:a="http://schemas.openxmlformats.org/drawingml/2006/main">
+              <a:graphicData uri="http://schemas.openxmlformats.org/drawingml/2006/picture">
+                <pic:pic xmlns:pic="http://schemas.openxmlformats.org/drawingml/2006/picture">
+                  <pic:nvPicPr>
+                    <pic:cNvPr id="1164836817" name=""/>
+                    <pic:cNvPicPr/>
+                  </pic:nvPicPr>
+                  <pic:blipFill>
+                    <a:blip r:embed="rId11"/>
+                    <a:stretch>
+                      <a:fillRect/>
+                    </a:stretch>
+                  </pic:blipFill>
+                  <pic:spPr>
+                    <a:xfrm>
+                      <a:off x="0" y="0"/>
+                      <a:ext cx="5943600" cy="4269105"/>
+                    </a:xfrm>
+                    <a:prstGeom prst="rect">
+                      <a:avLst/>
+                    </a:prstGeom>
+                  </pic:spPr>
+                </pic:pic>
+              </a:graphicData>
+            </a:graphic>
+          </wp:inline>
+        </w:drawing>
+      </w:r>
+    </w:p>
+    <w:p>
+      <w:pPr>
+        <w:rPr>
+          <w:rFonts w:ascii="Times New Roman" w:hAnsi="Times New Roman" w:cs="Times New Roman"/>
+          <w:sz w:val="26"/>
+          <w:szCs w:val="26"/>
+        </w:rPr>
+      </w:pPr>
+      <w:r>
+        <w:rPr>
+          <w:rFonts w:ascii="Times New Roman" w:hAnsi="Times New Roman" w:cs="Times New Roman"/>
+          <w:sz w:val="26"/>
+          <w:szCs w:val="26"/>
+        </w:rPr>
+        <w:lastRenderedPageBreak/>
+        <w:drawing>
+          <wp:inline distT="0" distB="0" distL="0" distR="0" wp14:anchorId="60DC6E0C" wp14:editId="69002516">
+            <wp:extent cx="5943600" cy="6275705"/>
+            <wp:effectExtent l="0" t="0" r="0" b="0"/>
+            <wp:docPr id="1494486585" name="Picture 1"/>
+            <wp:cNvGraphicFramePr>
+              <a:graphicFrameLocks xmlns:a="http://schemas.openxmlformats.org/drawingml/2006/main" noChangeAspect="1"/>
+            </wp:cNvGraphicFramePr>
+            <a:graphic xmlns:a="http://schemas.openxmlformats.org/drawingml/2006/main">
+              <a:graphicData uri="http://schemas.openxmlformats.org/drawingml/2006/picture">
+                <pic:pic xmlns:pic="http://schemas.openxmlformats.org/drawingml/2006/picture">
+                  <pic:nvPicPr>
+                    <pic:cNvPr id="1494486585" name=""/>
+                    <pic:cNvPicPr/>
+                  </pic:nvPicPr>
+                  <pic:blipFill>
+                    <a:blip r:embed="rId12"/>
+                    <a:stretch>
+                      <a:fillRect/>
+                    </a:stretch>
+                  </pic:blipFill>
+                  <pic:spPr>
+                    <a:xfrm>
+                      <a:off x="0" y="0"/>
+                      <a:ext cx="5943600" cy="6275705"/>
+                    </a:xfrm>
+                    <a:prstGeom prst="rect">
+                      <a:avLst/>
+                    </a:prstGeom>
+                  </pic:spPr>
+                </pic:pic>
+              </a:graphicData>
+            </a:graphic>
+          </wp:inline>
+        </w:drawing>
+      </w:r>
+      <w:r>
+        <w:rPr>
+          <w:rFonts w:ascii="Times New Roman" w:hAnsi="Times New Roman" w:cs="Times New Roman"/>
+          <w:sz w:val="26"/>
+          <w:szCs w:val="26"/>
+        </w:rPr>
+        <w:lastRenderedPageBreak/>
+        <w:drawing>
+          <wp:inline distT="0" distB="0" distL="0" distR="0" wp14:anchorId="011211C9" wp14:editId="4BB3ACF6">
+            <wp:extent cx="5943600" cy="5213350"/>
+            <wp:effectExtent l="0" t="0" r="0" b="6350"/>
+            <wp:docPr id="20038130" name="Picture 1"/>
+            <wp:cNvGraphicFramePr>
+              <a:graphicFrameLocks xmlns:a="http://schemas.openxmlformats.org/drawingml/2006/main" noChangeAspect="1"/>
+            </wp:cNvGraphicFramePr>
+            <a:graphic xmlns:a="http://schemas.openxmlformats.org/drawingml/2006/main">
+              <a:graphicData uri="http://schemas.openxmlformats.org/drawingml/2006/picture">
+                <pic:pic xmlns:pic="http://schemas.openxmlformats.org/drawingml/2006/picture">
+                  <pic:nvPicPr>
+                    <pic:cNvPr id="20038130" name=""/>
+                    <pic:cNvPicPr/>
+                  </pic:nvPicPr>
+                  <pic:blipFill>
+                    <a:blip r:embed="rId13"/>
+                    <a:stretch>
+                      <a:fillRect/>
+                    </a:stretch>
+                  </pic:blipFill>
+                  <pic:spPr>
+                    <a:xfrm>
+                      <a:off x="0" y="0"/>
+                      <a:ext cx="5943600" cy="5213350"/>
+                    </a:xfrm>
+                    <a:prstGeom prst="rect">
+                      <a:avLst/>
+                    </a:prstGeom>
+                  </pic:spPr>
+                </pic:pic>
+              </a:graphicData>
+            </a:graphic>
+          </wp:inline>
+        </w:drawing>
+      </w:r>
+    </w:p>
+    <w:p>
+      <w:pPr>
+        <w:rPr>
+          <w:rFonts w:ascii="Times New Roman" w:hAnsi="Times New Roman" w:cs="Times New Roman"/>
+          <w:sz w:val="26"/>
+          <w:szCs w:val="26"/>
+        </w:rPr>
+      </w:pPr>
+      <w:r>
+        <w:rPr>
+          <w:rFonts w:ascii="Times New Roman" w:hAnsi="Times New Roman" w:cs="Times New Roman"/>
+          <w:sz w:val="26"/>
+          <w:szCs w:val="26"/>
+        </w:rPr>
+        <w:lastRenderedPageBreak/>
+        <w:drawing>
+          <wp:inline distT="0" distB="0" distL="0" distR="0" wp14:anchorId="5DF8AD2C" wp14:editId="4DCD3B3C">
+            <wp:extent cx="5943600" cy="4669790"/>
+            <wp:effectExtent l="0" t="0" r="0" b="0"/>
+            <wp:docPr id="1589803545" name="Picture 1"/>
+            <wp:cNvGraphicFramePr>
+              <a:graphicFrameLocks xmlns:a="http://schemas.openxmlformats.org/drawingml/2006/main" noChangeAspect="1"/>
+            </wp:cNvGraphicFramePr>
+            <a:graphic xmlns:a="http://schemas.openxmlformats.org/drawingml/2006/main">
+              <a:graphicData uri="http://schemas.openxmlformats.org/drawingml/2006/picture">
+                <pic:pic xmlns:pic="http://schemas.openxmlformats.org/drawingml/2006/picture">
+                  <pic:nvPicPr>
+                    <pic:cNvPr id="1589803545" name=""/>
+                    <pic:cNvPicPr/>
+                  </pic:nvPicPr>
+                  <pic:blipFill>
+                    <a:blip r:embed="rId14"/>
+                    <a:stretch>
+                      <a:fillRect/>
+                    </a:stretch>
+                  </pic:blipFill>
+                  <pic:spPr>
+                    <a:xfrm>
+                      <a:off x="0" y="0"/>
+                      <a:ext cx="5943600" cy="4669790"/>
+                    </a:xfrm>
+                    <a:prstGeom prst="rect">
+                      <a:avLst/>
+                    </a:prstGeom>
+                  </pic:spPr>
+                </pic:pic>
+              </a:graphicData>
+            </a:graphic>
+          </wp:inline>
+        </w:drawing>
+      </w:r>
+      <w:r>
+        <w:rPr>
+          <w:rFonts w:ascii="Times New Roman" w:hAnsi="Times New Roman" w:cs="Times New Roman"/>
+          <w:sz w:val="26"/>
+          <w:szCs w:val="26"/>
+        </w:rPr>
+        <w:lastRenderedPageBreak/>
+        <w:drawing>
+          <wp:inline distT="0" distB="0" distL="0" distR="0" wp14:anchorId="6CBF5271" wp14:editId="7ED1AD1E">
+            <wp:extent cx="5943600" cy="4517390"/>
+            <wp:effectExtent l="0" t="0" r="0" b="0"/>
+            <wp:docPr id="1850072354" name="Picture 1"/>
+            <wp:cNvGraphicFramePr>
+              <a:graphicFrameLocks xmlns:a="http://schemas.openxmlformats.org/drawingml/2006/main" noChangeAspect="1"/>
+            </wp:cNvGraphicFramePr>
+            <a:graphic xmlns:a="http://schemas.openxmlformats.org/drawingml/2006/main">
+              <a:graphicData uri="http://schemas.openxmlformats.org/drawingml/2006/picture">
+                <pic:pic xmlns:pic="http://schemas.openxmlformats.org/drawingml/2006/picture">
+                  <pic:nvPicPr>
+                    <pic:cNvPr id="1850072354" name=""/>
+                    <pic:cNvPicPr/>
+                  </pic:nvPicPr>
+                  <pic:blipFill>
+                    <a:blip r:embed="rId15"/>
+                    <a:stretch>
+                      <a:fillRect/>
+                    </a:stretch>
+                  </pic:blipFill>
+                  <pic:spPr>
+                    <a:xfrm>
+                      <a:off x="0" y="0"/>
+                      <a:ext cx="5943600" cy="4517390"/>
+                    </a:xfrm>
+                    <a:prstGeom prst="rect">
+                      <a:avLst/>
+                    </a:prstGeom>
+                  </pic:spPr>
+                </pic:pic>
+              </a:graphicData>
+            </a:graphic>
+          </wp:inline>
+        </w:drawing>
+      </w:r>
+    </w:p>
+    <w:p>
+      <w:pPr>
+        <w:rPr>
+          <w:rFonts w:ascii="Times New Roman" w:hAnsi="Times New Roman" w:cs="Times New Roman"/>
+          <w:sz w:val="26"/>
+          <w:szCs w:val="26"/>
+        </w:rPr>
+      </w:pPr>
+      <w:r>
+        <w:rPr>
+          <w:rFonts w:ascii="Times New Roman" w:hAnsi="Times New Roman" w:cs="Times New Roman"/>
+          <w:sz w:val="26"/>
+          <w:szCs w:val="26"/>
+        </w:rPr>
+        <w:lastRenderedPageBreak/>
+        <w:drawing>
+          <wp:inline distT="0" distB="0" distL="0" distR="0" wp14:anchorId="60FCB893" wp14:editId="2D40FEEE">
+            <wp:extent cx="5943600" cy="5166995"/>
+            <wp:effectExtent l="0" t="0" r="0" b="0"/>
+            <wp:docPr id="1374212785" name="Picture 1"/>
+            <wp:cNvGraphicFramePr>
+              <a:graphicFrameLocks xmlns:a="http://schemas.openxmlformats.org/drawingml/2006/main" noChangeAspect="1"/>
+            </wp:cNvGraphicFramePr>
+            <a:graphic xmlns:a="http://schemas.openxmlformats.org/drawingml/2006/main">
+              <a:graphicData uri="http://schemas.openxmlformats.org/drawingml/2006/picture">
+                <pic:pic xmlns:pic="http://schemas.openxmlformats.org/drawingml/2006/picture">
+                  <pic:nvPicPr>
+                    <pic:cNvPr id="1374212785" name=""/>
+                    <pic:cNvPicPr/>
+                  </pic:nvPicPr>
+                  <pic:blipFill>
+                    <a:blip r:embed="rId16"/>
+                    <a:stretch>
+                      <a:fillRect/>
+                    </a:stretch>
+                  </pic:blipFill>
+                  <pic:spPr>
+                    <a:xfrm>
+                      <a:off x="0" y="0"/>
+                      <a:ext cx="5943600" cy="5166995"/>
+                    </a:xfrm>
+                    <a:prstGeom prst="rect">
+                      <a:avLst/>
+                    </a:prstGeom>
+                  </pic:spPr>
+                </pic:pic>
+              </a:graphicData>
+            </a:graphic>
+          </wp:inline>
+        </w:drawing>
+      </w:r>
+    </w:p>
+    <w:p>
+      <w:pPr>
+        <w:rPr>
+          <w:rFonts w:ascii="Times New Roman" w:hAnsi="Times New Roman" w:cs="Times New Roman"/>
+          <w:sz w:val="26"/>
+          <w:szCs w:val="26"/>
+        </w:rPr>
+      </w:pPr>
+      <w:r>
+        <w:rPr>
+          <w:rFonts w:ascii="Times New Roman" w:hAnsi="Times New Roman" w:cs="Times New Roman"/>
+          <w:sz w:val="26"/>
+          <w:szCs w:val="26"/>
+        </w:rPr>
+        <w:lastRenderedPageBreak/>
+        <w:drawing>
+          <wp:inline distT="0" distB="0" distL="0" distR="0" wp14:anchorId="4FC1C4BD" wp14:editId="0CE0769B">
+            <wp:extent cx="5943600" cy="4553585"/>
+            <wp:effectExtent l="0" t="0" r="0" b="0"/>
+            <wp:docPr id="942596689" name="Picture 1"/>
+            <wp:cNvGraphicFramePr>
+              <a:graphicFrameLocks xmlns:a="http://schemas.openxmlformats.org/drawingml/2006/main" noChangeAspect="1"/>
+            </wp:cNvGraphicFramePr>
+            <a:graphic xmlns:a="http://schemas.openxmlformats.org/drawingml/2006/main">
+              <a:graphicData uri="http://schemas.openxmlformats.org/drawingml/2006/picture">
+                <pic:pic xmlns:pic="http://schemas.openxmlformats.org/drawingml/2006/picture">
+                  <pic:nvPicPr>
+                    <pic:cNvPr id="942596689" name=""/>
+                    <pic:cNvPicPr/>
+                  </pic:nvPicPr>
+                  <pic:blipFill>
+                    <a:blip r:embed="rId17"/>
+                    <a:stretch>
+                      <a:fillRect/>
+                    </a:stretch>
+                  </pic:blipFill>
+                  <pic:spPr>
+                    <a:xfrm>
+                      <a:off x="0" y="0"/>
+                      <a:ext cx="5943600" cy="4553585"/>
+                    </a:xfrm>
+                    <a:prstGeom prst="rect">
+                      <a:avLst/>
+                    </a:prstGeom>
+                  </pic:spPr>
+                </pic:pic>
+              </a:graphicData>
+            </a:graphic>
+          </wp:inline>
+        </w:drawing>
       </w:r>
     </w:p>
     <w:sectPr>
